--- a/klagomål/A 23094-2025 FSC-klagomål.docx
+++ b/klagomål/A 23094-2025 FSC-klagomål.docx
@@ -1038,7 +1038,7 @@
     <w:r>
       <w:tab/>
       <w:tab/>
-      <w:t>2026-09-14</w:t>
+      <w:t>2026-09-15</w:t>
       <w:br/>
       <w:br/>
     </w:r>

--- a/klagomål/A 23094-2025 FSC-klagomål.docx
+++ b/klagomål/A 23094-2025 FSC-klagomål.docx
@@ -1038,7 +1038,7 @@
     <w:r>
       <w:tab/>
       <w:tab/>
-      <w:t>2026-09-15</w:t>
+      <w:t>2026-09-16</w:t>
       <w:br/>
       <w:br/>
     </w:r>

--- a/klagomål/A 23094-2025 FSC-klagomål.docx
+++ b/klagomål/A 23094-2025 FSC-klagomål.docx
@@ -1038,7 +1038,7 @@
     <w:r>
       <w:tab/>
       <w:tab/>
-      <w:t>2026-09-16</w:t>
+      <w:t>2026-09-17</w:t>
       <w:br/>
       <w:br/>
     </w:r>

--- a/klagomål/A 23094-2025 FSC-klagomål.docx
+++ b/klagomål/A 23094-2025 FSC-klagomål.docx
@@ -1038,7 +1038,7 @@
     <w:r>
       <w:tab/>
       <w:tab/>
-      <w:t>2026-09-17</w:t>
+      <w:t>2026-09-18</w:t>
       <w:br/>
       <w:br/>
     </w:r>

--- a/klagomål/A 23094-2025 FSC-klagomål.docx
+++ b/klagomål/A 23094-2025 FSC-klagomål.docx
@@ -1038,7 +1038,7 @@
     <w:r>
       <w:tab/>
       <w:tab/>
-      <w:t>2026-09-18</w:t>
+      <w:t>2026-09-19</w:t>
       <w:br/>
       <w:br/>
     </w:r>

--- a/klagomål/A 23094-2025 FSC-klagomål.docx
+++ b/klagomål/A 23094-2025 FSC-klagomål.docx
@@ -1038,7 +1038,7 @@
     <w:r>
       <w:tab/>
       <w:tab/>
-      <w:t>2026-09-19</w:t>
+      <w:t>2026-09-21</w:t>
       <w:br/>
       <w:br/>
     </w:r>

--- a/klagomål/A 23094-2025 FSC-klagomål.docx
+++ b/klagomål/A 23094-2025 FSC-klagomål.docx
@@ -1038,7 +1038,7 @@
     <w:r>
       <w:tab/>
       <w:tab/>
-      <w:t>2026-09-21</w:t>
+      <w:t>2026-09-23</w:t>
       <w:br/>
       <w:br/>
     </w:r>

--- a/klagomål/A 23094-2025 FSC-klagomål.docx
+++ b/klagomål/A 23094-2025 FSC-klagomål.docx
@@ -1038,7 +1038,7 @@
     <w:r>
       <w:tab/>
       <w:tab/>
-      <w:t>2026-09-23</w:t>
+      <w:t>2026-09-24</w:t>
       <w:br/>
       <w:br/>
     </w:r>

--- a/klagomål/A 23094-2025 FSC-klagomål.docx
+++ b/klagomål/A 23094-2025 FSC-klagomål.docx
@@ -1038,7 +1038,7 @@
     <w:r>
       <w:tab/>
       <w:tab/>
-      <w:t>2026-09-24</w:t>
+      <w:t>2026-09-25</w:t>
       <w:br/>
       <w:br/>
     </w:r>

--- a/klagomål/A 23094-2025 FSC-klagomål.docx
+++ b/klagomål/A 23094-2025 FSC-klagomål.docx
@@ -1038,7 +1038,7 @@
     <w:r>
       <w:tab/>
       <w:tab/>
-      <w:t>2026-09-25</w:t>
+      <w:t>2026-09-26</w:t>
       <w:br/>
       <w:br/>
     </w:r>

--- a/klagomål/A 23094-2025 FSC-klagomål.docx
+++ b/klagomål/A 23094-2025 FSC-klagomål.docx
@@ -1038,7 +1038,7 @@
     <w:r>
       <w:tab/>
       <w:tab/>
-      <w:t>2026-09-26</w:t>
+      <w:t>2026-09-27</w:t>
       <w:br/>
       <w:br/>
     </w:r>

--- a/klagomål/A 23094-2025 FSC-klagomål.docx
+++ b/klagomål/A 23094-2025 FSC-klagomål.docx
@@ -1038,7 +1038,7 @@
     <w:r>
       <w:tab/>
       <w:tab/>
-      <w:t>2026-09-27</w:t>
+      <w:t>2026-09-28</w:t>
       <w:br/>
       <w:br/>
     </w:r>

--- a/klagomål/A 23094-2025 FSC-klagomål.docx
+++ b/klagomål/A 23094-2025 FSC-klagomål.docx
@@ -1038,7 +1038,7 @@
     <w:r>
       <w:tab/>
       <w:tab/>
-      <w:t>2026-09-28</w:t>
+      <w:t>2026-09-29</w:t>
       <w:br/>
       <w:br/>
     </w:r>

--- a/klagomål/A 23094-2025 FSC-klagomål.docx
+++ b/klagomål/A 23094-2025 FSC-klagomål.docx
@@ -1038,7 +1038,7 @@
     <w:r>
       <w:tab/>
       <w:tab/>
-      <w:t>2026-09-29</w:t>
+      <w:t>2026-09-30</w:t>
       <w:br/>
       <w:br/>
     </w:r>

--- a/klagomål/A 23094-2025 FSC-klagomål.docx
+++ b/klagomål/A 23094-2025 FSC-klagomål.docx
@@ -1038,7 +1038,7 @@
     <w:r>
       <w:tab/>
       <w:tab/>
-      <w:t>2026-09-30</w:t>
+      <w:t>2026-10-01</w:t>
       <w:br/>
       <w:br/>
     </w:r>

--- a/klagomål/A 23094-2025 FSC-klagomål.docx
+++ b/klagomål/A 23094-2025 FSC-klagomål.docx
@@ -1038,7 +1038,7 @@
     <w:r>
       <w:tab/>
       <w:tab/>
-      <w:t>2026-10-01</w:t>
+      <w:t>2026-10-02</w:t>
       <w:br/>
       <w:br/>
     </w:r>

--- a/klagomål/A 23094-2025 FSC-klagomål.docx
+++ b/klagomål/A 23094-2025 FSC-klagomål.docx
@@ -1038,7 +1038,7 @@
     <w:r>
       <w:tab/>
       <w:tab/>
-      <w:t>2026-10-02</w:t>
+      <w:t>2026-10-03</w:t>
       <w:br/>
       <w:br/>
     </w:r>

--- a/klagomål/A 23094-2025 FSC-klagomål.docx
+++ b/klagomål/A 23094-2025 FSC-klagomål.docx
@@ -1038,7 +1038,7 @@
     <w:r>
       <w:tab/>
       <w:tab/>
-      <w:t>2026-10-03</w:t>
+      <w:t>2026-10-04</w:t>
       <w:br/>
       <w:br/>
     </w:r>

--- a/klagomål/A 23094-2025 FSC-klagomål.docx
+++ b/klagomål/A 23094-2025 FSC-klagomål.docx
@@ -1038,7 +1038,7 @@
     <w:r>
       <w:tab/>
       <w:tab/>
-      <w:t>2026-10-04</w:t>
+      <w:t>2026-10-05</w:t>
       <w:br/>
       <w:br/>
     </w:r>

--- a/klagomål/A 23094-2025 FSC-klagomål.docx
+++ b/klagomål/A 23094-2025 FSC-klagomål.docx
@@ -1038,7 +1038,7 @@
     <w:r>
       <w:tab/>
       <w:tab/>
-      <w:t>2026-10-05</w:t>
+      <w:t>2026-10-06</w:t>
       <w:br/>
       <w:br/>
     </w:r>

--- a/klagomål/A 23094-2025 FSC-klagomål.docx
+++ b/klagomål/A 23094-2025 FSC-klagomål.docx
@@ -1038,7 +1038,7 @@
     <w:r>
       <w:tab/>
       <w:tab/>
-      <w:t>2026-10-06</w:t>
+      <w:t>2026-10-07</w:t>
       <w:br/>
       <w:br/>
     </w:r>

--- a/klagomål/A 23094-2025 FSC-klagomål.docx
+++ b/klagomål/A 23094-2025 FSC-klagomål.docx
@@ -1038,7 +1038,7 @@
     <w:r>
       <w:tab/>
       <w:tab/>
-      <w:t>2026-10-07</w:t>
+      <w:t>2026-10-08</w:t>
       <w:br/>
       <w:br/>
     </w:r>

--- a/klagomål/A 23094-2025 FSC-klagomål.docx
+++ b/klagomål/A 23094-2025 FSC-klagomål.docx
@@ -1038,7 +1038,7 @@
     <w:r>
       <w:tab/>
       <w:tab/>
-      <w:t>2026-10-08</w:t>
+      <w:t>2026-10-09</w:t>
       <w:br/>
       <w:br/>
     </w:r>

--- a/klagomål/A 23094-2025 FSC-klagomål.docx
+++ b/klagomål/A 23094-2025 FSC-klagomål.docx
@@ -1038,7 +1038,7 @@
     <w:r>
       <w:tab/>
       <w:tab/>
-      <w:t>2026-10-09</w:t>
+      <w:t>2026-10-10</w:t>
       <w:br/>
       <w:br/>
     </w:r>

--- a/klagomål/A 23094-2025 FSC-klagomål.docx
+++ b/klagomål/A 23094-2025 FSC-klagomål.docx
@@ -1038,7 +1038,7 @@
     <w:r>
       <w:tab/>
       <w:tab/>
-      <w:t>2026-10-10</w:t>
+      <w:t>2026-10-11</w:t>
       <w:br/>
       <w:br/>
     </w:r>

--- a/klagomål/A 23094-2025 FSC-klagomål.docx
+++ b/klagomål/A 23094-2025 FSC-klagomål.docx
@@ -221,7 +221,7 @@
     </w:p>
     <w:p>
       <w:r>
-        <w:t>I och inom 20 meter från avverkningsanmälan finns fynd av 17 naturvårdsarter, varav 8 är rödlistade, 2 är fridlysta, 11 är typiska (T) och 5 är signalarter (S): hårklockmossa (CR), dropptaggsvamp (NT, T), fjällig taggsvamp s.str. (NT), motaggsvamp (NT, T), orange taggsvamp (NT, T), skarp dropptaggsvamp (NT), trubbklockmossa (NT), ullticka (NT, T), fällmossa (S, T), platt fjädermossa (S, T), svart trolldruva (S, T), svavelriska (S), trädporella (S, T), blåsippa (T, §9), kattfot (T), svart taggsvamp agg. (T) och vanlig padda (§6). Se Figur 1.</w:t>
+        <w:t>I och inom 20 meter från avverkningsanmälan finns fynd av 18 naturvårdsarter, varav 8 är rödlistade, 3 är fridlysta, 12 är typiska (T) och 5 är signalarter (S): hårklockmossa (CR), dropptaggsvamp (NT, T), fjällig taggsvamp s.str. (NT), motaggsvamp (NT, T), orange taggsvamp (NT, T), skarp dropptaggsvamp (NT), trubbklockmossa (NT), ullticka (NT, T), fällmossa (S, T), platt fjädermossa (S, T), svart trolldruva (S, T), svavelriska (S), trädporella (S, T), blåsippa (T, §9), hårklomossa (T, §8), kattfot (T), svart taggsvamp agg. (T) och vanlig padda (§6). Se Figur 1.</w:t>
       </w:r>
     </w:p>
     <w:p>
@@ -562,6 +562,35 @@
         <w:rPr>
           <w:b/>
         </w:rPr>
+        <w:t>Hårklomossa (§8)</w:t>
+      </w:r>
+      <w:r>
+        <w:t xml:space="preserve"> omfattas av EU:s art- och habitatdirektiv vilket innebär att det finns ett uttalat intresse inom Europeiska unionen att bevara arten. Hårklomossa växer på stenblock, trädbaser och basen av buskar och är knuten till zoner intill vattendrag och sjöar med stor vattenståndsamplitud som översvämmas och dränks i princip varje år (Hedenäs m.fl. 1996, Hylander 1998). Arten växer ibland på block i sänkor som periodvis torkar ut. Substraten skall helst vara något skuggade, men arten trivs inte om kärlväxttäcket blir för tätt. Arten hotas framför allt av förändringar i vattenståndsregim och vattenkvalitet. På lokaler med små populationer kan en alltför kraftig utglesning av träd- och/eller buskskikt längs stränderna utgöra ett hot. Hårklomossa är typisk art för </w:t>
+      </w:r>
+      <w:r>
+        <w:rPr>
+          <w:i/>
+        </w:rPr>
+        <w:t xml:space="preserve">9080 Lövsumpskog, 9750 Svämlövskog </w:t>
+      </w:r>
+      <w:r>
+        <w:t>och</w:t>
+      </w:r>
+      <w:r>
+        <w:rPr>
+          <w:i/>
+        </w:rPr>
+        <w:t xml:space="preserve"> 9760 Svämädellövskog</w:t>
+      </w:r>
+      <w:r>
+        <w:t xml:space="preserve"> (SLU Artdatabanken, 2021).</w:t>
+      </w:r>
+    </w:p>
+    <w:p>
+      <w:r>
+        <w:rPr>
+          <w:b/>
+        </w:rPr>
         <w:t xml:space="preserve">Kattfot </w:t>
       </w:r>
       <w:r>
@@ -723,7 +752,7 @@
         <w:rPr>
           <w:i/>
         </w:rPr>
-        <w:t>I det avverkningsanmälda skogsområdet har 17 naturvårdsarter varav 8 rödlistade arter sina livsmiljöer och växtplatser.</w:t>
+        <w:t>I det avverkningsanmälda skogsområdet har 18 naturvårdsarter varav 8 rödlistade arter sina livsmiljöer och växtplatser.</w:t>
       </w:r>
     </w:p>
     <w:p>
@@ -1038,7 +1067,7 @@
     <w:r>
       <w:tab/>
       <w:tab/>
-      <w:t>2026-10-11</w:t>
+      <w:t>2026-10-12</w:t>
       <w:br/>
       <w:br/>
     </w:r>

--- a/klagomål/A 23094-2025 FSC-klagomål.docx
+++ b/klagomål/A 23094-2025 FSC-klagomål.docx
@@ -1067,7 +1067,7 @@
     <w:r>
       <w:tab/>
       <w:tab/>
-      <w:t>2026-10-12</w:t>
+      <w:t>2026-10-13</w:t>
       <w:br/>
       <w:br/>
     </w:r>

--- a/klagomål/A 23094-2025 FSC-klagomål.docx
+++ b/klagomål/A 23094-2025 FSC-klagomål.docx
@@ -1067,7 +1067,7 @@
     <w:r>
       <w:tab/>
       <w:tab/>
-      <w:t>2026-10-13</w:t>
+      <w:t>2026-10-14</w:t>
       <w:br/>
       <w:br/>
     </w:r>

--- a/klagomål/A 23094-2025 FSC-klagomål.docx
+++ b/klagomål/A 23094-2025 FSC-klagomål.docx
@@ -1067,7 +1067,7 @@
     <w:r>
       <w:tab/>
       <w:tab/>
-      <w:t>2026-10-14</w:t>
+      <w:t>2026-10-15</w:t>
       <w:br/>
       <w:br/>
     </w:r>

--- a/klagomål/A 23094-2025 FSC-klagomål.docx
+++ b/klagomål/A 23094-2025 FSC-klagomål.docx
@@ -1067,7 +1067,7 @@
     <w:r>
       <w:tab/>
       <w:tab/>
-      <w:t>2026-10-15</w:t>
+      <w:t>2026-10-16</w:t>
       <w:br/>
       <w:br/>
     </w:r>

--- a/klagomål/A 23094-2025 FSC-klagomål.docx
+++ b/klagomål/A 23094-2025 FSC-klagomål.docx
@@ -1067,7 +1067,7 @@
     <w:r>
       <w:tab/>
       <w:tab/>
-      <w:t>2026-10-16</w:t>
+      <w:t>2026-10-17</w:t>
       <w:br/>
       <w:br/>
     </w:r>

--- a/klagomål/A 23094-2025 FSC-klagomål.docx
+++ b/klagomål/A 23094-2025 FSC-klagomål.docx
@@ -1067,7 +1067,7 @@
     <w:r>
       <w:tab/>
       <w:tab/>
-      <w:t>2026-10-17</w:t>
+      <w:t>2026-10-18</w:t>
       <w:br/>
       <w:br/>
     </w:r>

--- a/klagomål/A 23094-2025 FSC-klagomål.docx
+++ b/klagomål/A 23094-2025 FSC-klagomål.docx
@@ -1067,7 +1067,7 @@
     <w:r>
       <w:tab/>
       <w:tab/>
-      <w:t>2026-10-18</w:t>
+      <w:t>2026-10-19</w:t>
       <w:br/>
       <w:br/>
     </w:r>

--- a/klagomål/A 23094-2025 FSC-klagomål.docx
+++ b/klagomål/A 23094-2025 FSC-klagomål.docx
@@ -1067,7 +1067,7 @@
     <w:r>
       <w:tab/>
       <w:tab/>
-      <w:t>2026-10-19</w:t>
+      <w:t>2026-10-20</w:t>
       <w:br/>
       <w:br/>
     </w:r>

--- a/klagomål/A 23094-2025 FSC-klagomål.docx
+++ b/klagomål/A 23094-2025 FSC-klagomål.docx
@@ -1067,7 +1067,7 @@
     <w:r>
       <w:tab/>
       <w:tab/>
-      <w:t>2026-10-20</w:t>
+      <w:t>2026-10-21</w:t>
       <w:br/>
       <w:br/>
     </w:r>

--- a/klagomål/A 23094-2025 FSC-klagomål.docx
+++ b/klagomål/A 23094-2025 FSC-klagomål.docx
@@ -1067,7 +1067,7 @@
     <w:r>
       <w:tab/>
       <w:tab/>
-      <w:t>2026-10-21</w:t>
+      <w:t>2026-10-22</w:t>
       <w:br/>
       <w:br/>
     </w:r>

--- a/klagomål/A 23094-2025 FSC-klagomål.docx
+++ b/klagomål/A 23094-2025 FSC-klagomål.docx
@@ -1067,7 +1067,7 @@
     <w:r>
       <w:tab/>
       <w:tab/>
-      <w:t>2026-10-22</w:t>
+      <w:t>2026-10-23</w:t>
       <w:br/>
       <w:br/>
     </w:r>

--- a/klagomål/A 23094-2025 FSC-klagomål.docx
+++ b/klagomål/A 23094-2025 FSC-klagomål.docx
@@ -1067,7 +1067,7 @@
     <w:r>
       <w:tab/>
       <w:tab/>
-      <w:t>2026-10-23</w:t>
+      <w:t>2026-10-24</w:t>
       <w:br/>
       <w:br/>
     </w:r>

--- a/klagomål/A 23094-2025 FSC-klagomål.docx
+++ b/klagomål/A 23094-2025 FSC-klagomål.docx
@@ -1067,7 +1067,7 @@
     <w:r>
       <w:tab/>
       <w:tab/>
-      <w:t>2026-10-24</w:t>
+      <w:t>2026-10-25</w:t>
       <w:br/>
       <w:br/>
     </w:r>

--- a/klagomål/A 23094-2025 FSC-klagomål.docx
+++ b/klagomål/A 23094-2025 FSC-klagomål.docx
@@ -1067,7 +1067,7 @@
     <w:r>
       <w:tab/>
       <w:tab/>
-      <w:t>2026-10-25</w:t>
+      <w:t>2026-10-26</w:t>
       <w:br/>
       <w:br/>
     </w:r>

--- a/klagomål/A 23094-2025 FSC-klagomål.docx
+++ b/klagomål/A 23094-2025 FSC-klagomål.docx
@@ -1067,7 +1067,7 @@
     <w:r>
       <w:tab/>
       <w:tab/>
-      <w:t>2026-10-26</w:t>
+      <w:t>2026-10-27</w:t>
       <w:br/>
       <w:br/>
     </w:r>

--- a/klagomål/A 23094-2025 FSC-klagomål.docx
+++ b/klagomål/A 23094-2025 FSC-klagomål.docx
@@ -1067,7 +1067,7 @@
     <w:r>
       <w:tab/>
       <w:tab/>
-      <w:t>2026-10-27</w:t>
+      <w:t>2026-10-28</w:t>
       <w:br/>
       <w:br/>
     </w:r>

--- a/klagomål/A 23094-2025 FSC-klagomål.docx
+++ b/klagomål/A 23094-2025 FSC-klagomål.docx
@@ -1067,7 +1067,7 @@
     <w:r>
       <w:tab/>
       <w:tab/>
-      <w:t>2026-10-28</w:t>
+      <w:t>2026-10-29</w:t>
       <w:br/>
       <w:br/>
     </w:r>

--- a/klagomål/A 23094-2025 FSC-klagomål.docx
+++ b/klagomål/A 23094-2025 FSC-klagomål.docx
@@ -1067,7 +1067,7 @@
     <w:r>
       <w:tab/>
       <w:tab/>
-      <w:t>2026-10-29</w:t>
+      <w:t>2026-10-31</w:t>
       <w:br/>
       <w:br/>
     </w:r>
